--- a/docs/Eva_Space_Карта_документов_платформы.docx
+++ b/docs/Eva_Space_Карта_документов_платформы.docx
@@ -747,7 +747,7 @@
                 <w:sz w:val="17"/>
                 <w:szCs w:val="17"/>
               </w:rPr>
-              <w:t xml:space="preserve">Алгоритм подбора программы подпадает под ст. 10.2-1 закона 149-ФЗ. Публикуется на сайте</w:t>
+              <w:t xml:space="preserve">Алгоритм подбора программы подпадает под ст. 10.2-2 закона 149-ФЗ. Публикуется на сайте</w:t>
             </w:r>
           </w:p>
         </w:tc>
